--- a/bvd/source/BVD_Meet_the_Team_v4.4a.docx
+++ b/bvd/source/BVD_Meet_the_Team_v4.4a.docx
@@ -124,7 +124,7 @@
     </w:p>
     <w:p>
       <w:r>
-        <w:t>BVD means BullKoch Variant Division. It began as an eleven-clone advisory / development ensemble tied to the founders Max Bullis and Matt Koch. BCL, the BullKoch Command Line, refers to the commands/directives coordinating their work—not a second roster. The human operator, “The Dude,” remains the actual decision maker.</w:t>
+        <w:t>BVD means BullKoch Variant Division. It began as an eleven-clone advisory / development ensemble tied to the founders Max Bullis and Mattimax. BCL, the BullKoch Command Line, refers to the commands/directives coordinating their work—not a second roster. The human operator, “The Dude,” remains the actual decision maker.</w:t>
       </w:r>
     </w:p>
     <w:p>
